--- a/Документация.docx
+++ b/Документация.docx
@@ -16936,16 +16936,7 @@
                 <w:szCs w:val="28"/>
                 <w:lang w:val="en-US"/>
               </w:rPr>
-              <w:t xml:space="preserve"> e</w:t>
-            </w:r>
-            <w:r>
-              <w:rPr>
-                <w:rFonts w:ascii="Times New Roman" w:hAnsi="Times New Roman" w:cs="Times New Roman"/>
-                <w:sz w:val="24"/>
-                <w:szCs w:val="28"/>
-                <w:lang w:val="en-US"/>
-              </w:rPr>
-              <w:t>0029</w:t>
+              <w:t xml:space="preserve"> e0029</w:t>
             </w:r>
           </w:p>
         </w:tc>
@@ -19266,7 +19257,6 @@
                 <w:rFonts w:ascii="Times New Roman" w:hAnsi="Times New Roman" w:cs="Times New Roman"/>
                 <w:sz w:val="24"/>
                 <w:szCs w:val="28"/>
-                <w:lang w:val="en-US"/>
               </w:rPr>
             </w:pPr>
             <w:r>
@@ -20837,23 +20827,7 @@
                 <w:sz w:val="24"/>
                 <w:szCs w:val="28"/>
               </w:rPr>
-              <w:t>«</w:t>
-            </w:r>
-            <w:r>
-              <w:rPr>
-                <w:rFonts w:ascii="Times New Roman" w:hAnsi="Times New Roman" w:cs="Times New Roman"/>
-                <w:sz w:val="24"/>
-                <w:szCs w:val="28"/>
-              </w:rPr>
-              <w:t>Окно добавления/редактирования заказов</w:t>
-            </w:r>
-            <w:r>
-              <w:rPr>
-                <w:rFonts w:ascii="Times New Roman" w:hAnsi="Times New Roman" w:cs="Times New Roman"/>
-                <w:sz w:val="24"/>
-                <w:szCs w:val="28"/>
-              </w:rPr>
-              <w:t>»</w:t>
+              <w:t>«Окно добавления/редактирования заказов»</w:t>
             </w:r>
           </w:p>
         </w:tc>
@@ -21894,8 +21868,17 @@
                 <w:rFonts w:ascii="Times New Roman" w:hAnsi="Times New Roman" w:cs="Times New Roman"/>
                 <w:sz w:val="24"/>
                 <w:szCs w:val="28"/>
-              </w:rPr>
-              <w:t xml:space="preserve">  Обработчик кнопки сохранения (прокси-метод). Вызывает метод </w:t>
+                <w:lang w:val="en-US"/>
+              </w:rPr>
+              <w:t xml:space="preserve">  </w:t>
+            </w:r>
+            <w:r>
+              <w:rPr>
+                <w:rFonts w:ascii="Times New Roman" w:hAnsi="Times New Roman" w:cs="Times New Roman"/>
+                <w:sz w:val="24"/>
+                <w:szCs w:val="28"/>
+              </w:rPr>
+              <w:t xml:space="preserve">Обработчик кнопки сохранения (прокси-метод). Вызывает метод </w:t>
             </w:r>
             <w:proofErr w:type="spellStart"/>
             <w:r>
@@ -22092,23 +22075,7 @@
                 <w:sz w:val="24"/>
                 <w:szCs w:val="28"/>
               </w:rPr>
-              <w:t xml:space="preserve"> «</w:t>
-            </w:r>
-            <w:r>
-              <w:rPr>
-                <w:rFonts w:ascii="Times New Roman" w:hAnsi="Times New Roman" w:cs="Times New Roman"/>
-                <w:sz w:val="24"/>
-                <w:szCs w:val="28"/>
-              </w:rPr>
-              <w:t>Окно добавления/редактирования</w:t>
-            </w:r>
-            <w:r>
-              <w:rPr>
-                <w:rFonts w:ascii="Times New Roman" w:hAnsi="Times New Roman" w:cs="Times New Roman"/>
-                <w:sz w:val="24"/>
-                <w:szCs w:val="28"/>
-              </w:rPr>
-              <w:t xml:space="preserve"> товаров»</w:t>
+              <w:t xml:space="preserve"> «Окно добавления/редактирования товаров»</w:t>
             </w:r>
           </w:p>
         </w:tc>
@@ -24076,6 +24043,7 @@
       <w:r>
         <w:rPr>
           <w:rFonts w:ascii="Times New Roman" w:hAnsi="Times New Roman" w:cs="Times New Roman"/>
+          <w:noProof/>
           <w:sz w:val="28"/>
           <w:szCs w:val="28"/>
         </w:rPr>
@@ -25055,6 +25023,7 @@
       <w:r>
         <w:rPr>
           <w:rFonts w:ascii="Times New Roman" w:hAnsi="Times New Roman" w:cs="Times New Roman"/>
+          <w:noProof/>
           <w:sz w:val="28"/>
           <w:szCs w:val="28"/>
         </w:rPr>
@@ -25178,6 +25147,7 @@
       <w:r>
         <w:rPr>
           <w:rFonts w:ascii="Times New Roman" w:hAnsi="Times New Roman" w:cs="Times New Roman"/>
+          <w:noProof/>
           <w:sz w:val="28"/>
           <w:szCs w:val="28"/>
         </w:rPr>
@@ -25678,15 +25648,7 @@
           <w:szCs w:val="28"/>
         </w:rPr>
         <w:lastRenderedPageBreak/>
-        <w:t xml:space="preserve">Продолжение таблицы </w:t>
-      </w:r>
-      <w:r>
-        <w:rPr>
-          <w:rFonts w:ascii="Times New Roman" w:hAnsi="Times New Roman" w:cs="Times New Roman"/>
-          <w:sz w:val="28"/>
-          <w:szCs w:val="28"/>
-        </w:rPr>
-        <w:t>8.3</w:t>
+        <w:t>Продолжение таблицы 8.3</w:t>
       </w:r>
     </w:p>
     <w:tbl>
@@ -26252,6 +26214,7 @@
       <w:r>
         <w:rPr>
           <w:rFonts w:ascii="Times New Roman" w:hAnsi="Times New Roman" w:cs="Times New Roman"/>
+          <w:noProof/>
           <w:sz w:val="28"/>
           <w:szCs w:val="28"/>
         </w:rPr>
@@ -27023,6 +26986,7 @@
       <w:r>
         <w:rPr>
           <w:rFonts w:ascii="Times New Roman" w:hAnsi="Times New Roman" w:cs="Times New Roman"/>
+          <w:noProof/>
           <w:sz w:val="28"/>
           <w:szCs w:val="28"/>
         </w:rPr>
@@ -27096,6 +27060,7 @@
       <w:r>
         <w:rPr>
           <w:rFonts w:ascii="Times New Roman" w:hAnsi="Times New Roman" w:cs="Times New Roman"/>
+          <w:noProof/>
           <w:sz w:val="28"/>
           <w:szCs w:val="28"/>
         </w:rPr>
@@ -29702,6 +29667,7 @@
           <w:sz w:val="28"/>
           <w:szCs w:val="28"/>
         </w:rPr>
+        <w:lastRenderedPageBreak/>
         <w:t xml:space="preserve">Таблица А.2 – </w:t>
       </w:r>
       <w:r>
@@ -30841,6 +30807,7 @@
           <w:sz w:val="28"/>
           <w:szCs w:val="28"/>
         </w:rPr>
+        <w:lastRenderedPageBreak/>
         <w:t>9 Руководство пользователя</w:t>
       </w:r>
     </w:p>
@@ -31117,6 +31084,7 @@
       <w:r>
         <w:rPr>
           <w:rFonts w:ascii="Aptos" w:eastAsia="Aptos" w:hAnsi="Aptos" w:cs="Aptos"/>
+          <w:noProof/>
         </w:rPr>
         <w:drawing>
           <wp:inline distT="0" distB="0" distL="0" distR="0" wp14:anchorId="148F0797" wp14:editId="0BEABDDE">
@@ -31191,6 +31159,7 @@
       <w:r>
         <w:rPr>
           <w:rFonts w:ascii="Aptos" w:eastAsia="Aptos" w:hAnsi="Aptos" w:cs="Aptos"/>
+          <w:noProof/>
         </w:rPr>
         <w:drawing>
           <wp:inline distT="0" distB="0" distL="0" distR="0" wp14:anchorId="749E429B" wp14:editId="6A5B4A00">
@@ -31285,6 +31254,7 @@
       <w:r>
         <w:rPr>
           <w:rFonts w:ascii="Times New Roman" w:eastAsia="Aptos" w:hAnsi="Times New Roman" w:cs="Times New Roman"/>
+          <w:noProof/>
           <w:sz w:val="28"/>
           <w:szCs w:val="28"/>
         </w:rPr>
@@ -31512,6 +31482,7 @@
       <w:r>
         <w:rPr>
           <w:rFonts w:ascii="Times New Roman" w:eastAsia="Aptos" w:hAnsi="Times New Roman" w:cs="Times New Roman"/>
+          <w:noProof/>
           <w:sz w:val="28"/>
           <w:szCs w:val="28"/>
         </w:rPr>
@@ -31606,6 +31577,7 @@
       <w:r>
         <w:rPr>
           <w:rFonts w:ascii="Times New Roman" w:eastAsia="Aptos" w:hAnsi="Times New Roman" w:cs="Times New Roman"/>
+          <w:noProof/>
           <w:sz w:val="28"/>
           <w:szCs w:val="28"/>
         </w:rPr>
@@ -31681,6 +31653,7 @@
       <w:r>
         <w:rPr>
           <w:rFonts w:ascii="Times New Roman" w:eastAsia="Aptos" w:hAnsi="Times New Roman" w:cs="Times New Roman"/>
+          <w:noProof/>
           <w:sz w:val="28"/>
           <w:szCs w:val="28"/>
         </w:rPr>
@@ -31757,6 +31730,7 @@
       <w:r>
         <w:rPr>
           <w:rFonts w:ascii="Times New Roman" w:eastAsia="Aptos" w:hAnsi="Times New Roman" w:cs="Times New Roman"/>
+          <w:noProof/>
           <w:sz w:val="28"/>
           <w:szCs w:val="28"/>
         </w:rPr>
@@ -31858,6 +31832,7 @@
       <w:r>
         <w:rPr>
           <w:rFonts w:ascii="Times New Roman" w:eastAsia="Aptos" w:hAnsi="Times New Roman" w:cs="Times New Roman"/>
+          <w:noProof/>
           <w:sz w:val="28"/>
           <w:szCs w:val="28"/>
         </w:rPr>
@@ -31981,6 +31956,7 @@
       <w:r>
         <w:rPr>
           <w:rFonts w:ascii="Times New Roman" w:eastAsia="Aptos" w:hAnsi="Times New Roman" w:cs="Times New Roman"/>
+          <w:noProof/>
           <w:sz w:val="28"/>
           <w:szCs w:val="28"/>
         </w:rPr>
@@ -32075,6 +32051,7 @@
       <w:r>
         <w:rPr>
           <w:rFonts w:ascii="Times New Roman" w:eastAsia="Aptos" w:hAnsi="Times New Roman" w:cs="Times New Roman"/>
+          <w:noProof/>
           <w:sz w:val="28"/>
           <w:szCs w:val="28"/>
         </w:rPr>
@@ -32187,6 +32164,7 @@
       <w:r>
         <w:rPr>
           <w:rFonts w:ascii="Times New Roman" w:eastAsia="Aptos" w:hAnsi="Times New Roman" w:cs="Times New Roman"/>
+          <w:noProof/>
           <w:sz w:val="28"/>
           <w:szCs w:val="28"/>
         </w:rPr>
@@ -32371,6 +32349,7 @@
       <w:r>
         <w:rPr>
           <w:rFonts w:ascii="Times New Roman" w:eastAsia="Aptos" w:hAnsi="Times New Roman" w:cs="Times New Roman"/>
+          <w:noProof/>
           <w:sz w:val="28"/>
           <w:szCs w:val="28"/>
         </w:rPr>
@@ -38154,6 +38133,7 @@
           <w:sz w:val="28"/>
           <w:szCs w:val="28"/>
         </w:rPr>
+        <w:lastRenderedPageBreak/>
         <w:t xml:space="preserve">Microsoft </w:t>
       </w:r>
       <w:proofErr w:type="spellStart"/>
@@ -38254,16 +38234,7 @@
           <w:sz w:val="28"/>
           <w:szCs w:val="28"/>
         </w:rPr>
-        <w:t xml:space="preserve"> URL: https://learn.microsoft.com/en-us/archive/technet-wiki/31915.wpf-</w:t>
-      </w:r>
-      <w:r>
-        <w:rPr>
-          <w:rFonts w:ascii="Times New Roman" w:eastAsia="Aptos" w:hAnsi="Times New Roman" w:cs="Times New Roman"/>
-          <w:sz w:val="28"/>
-          <w:szCs w:val="28"/>
-        </w:rPr>
-        <w:lastRenderedPageBreak/>
-        <w:t>mvvm-step-by-step-1 (</w:t>
+        <w:t xml:space="preserve"> URL: https://learn.microsoft.com/en-us/archive/technet-wiki/31915.wpf-mvvm-step-by-step-1 (</w:t>
       </w:r>
       <w:r>
         <w:rPr>
@@ -40592,6 +40563,7 @@
           <w:sz w:val="28"/>
           <w:szCs w:val="28"/>
         </w:rPr>
+        <w:lastRenderedPageBreak/>
         <w:t>Metanit</w:t>
       </w:r>
       <w:proofErr w:type="spellEnd"/>
@@ -40900,7 +40872,6 @@
           <w:sz w:val="28"/>
           <w:szCs w:val="28"/>
         </w:rPr>
-        <w:lastRenderedPageBreak/>
         <w:t>Git</w:t>
       </w:r>
       <w:proofErr w:type="spellEnd"/>
@@ -42401,6 +42372,7 @@
           <w:rFonts w:ascii="Times New Roman" w:eastAsia="Aptos" w:hAnsi="Times New Roman" w:cs="Times New Roman"/>
           <w:sz w:val="28"/>
           <w:szCs w:val="28"/>
+          <w:lang w:val="en-US"/>
         </w:rPr>
         <w:t xml:space="preserve">, </w:t>
       </w:r>
@@ -42417,6 +42389,7 @@
           <w:rFonts w:ascii="Times New Roman" w:eastAsia="Aptos" w:hAnsi="Times New Roman" w:cs="Times New Roman"/>
           <w:sz w:val="28"/>
           <w:szCs w:val="28"/>
+          <w:lang w:val="en-US"/>
         </w:rPr>
         <w:t>.</w:t>
       </w:r>
@@ -42433,6 +42406,7 @@
           <w:rFonts w:ascii="Times New Roman" w:eastAsia="Aptos" w:hAnsi="Times New Roman" w:cs="Times New Roman"/>
           <w:sz w:val="28"/>
           <w:szCs w:val="28"/>
+          <w:lang w:val="en-US"/>
         </w:rPr>
         <w:t xml:space="preserve">. WPF </w:t>
       </w:r>
@@ -42449,6 +42423,7 @@
           <w:rFonts w:ascii="Times New Roman" w:eastAsia="Aptos" w:hAnsi="Times New Roman" w:cs="Times New Roman"/>
           <w:sz w:val="28"/>
           <w:szCs w:val="28"/>
+          <w:lang w:val="en-US"/>
         </w:rPr>
         <w:t xml:space="preserve"> Entity Framework. </w:t>
       </w:r>
@@ -42714,6 +42689,7 @@
           <w:rFonts w:ascii="Times New Roman" w:eastAsia="Aptos" w:hAnsi="Times New Roman" w:cs="Times New Roman"/>
           <w:sz w:val="28"/>
           <w:szCs w:val="28"/>
+          <w:lang w:val="en-US"/>
         </w:rPr>
         <w:t>Kotz</w:t>
       </w:r>
@@ -42723,6 +42699,7 @@
           <w:rFonts w:ascii="Times New Roman" w:eastAsia="Aptos" w:hAnsi="Times New Roman" w:cs="Times New Roman"/>
           <w:sz w:val="28"/>
           <w:szCs w:val="28"/>
+          <w:lang w:val="en-US"/>
         </w:rPr>
         <w:t xml:space="preserve">, J. C# und .NET 8 </w:t>
       </w:r>
@@ -42731,6 +42708,7 @@
           <w:rFonts w:ascii="Times New Roman" w:eastAsia="Aptos" w:hAnsi="Times New Roman" w:cs="Times New Roman" w:hint="cs"/>
           <w:sz w:val="28"/>
           <w:szCs w:val="28"/>
+          <w:lang w:val="en-US"/>
         </w:rPr>
         <w:t>–</w:t>
       </w:r>
@@ -42739,6 +42717,7 @@
           <w:rFonts w:ascii="Times New Roman" w:eastAsia="Aptos" w:hAnsi="Times New Roman" w:cs="Times New Roman"/>
           <w:sz w:val="28"/>
           <w:szCs w:val="28"/>
+          <w:lang w:val="en-US"/>
         </w:rPr>
         <w:t xml:space="preserve"> </w:t>
       </w:r>
@@ -42748,6 +42727,7 @@
           <w:rFonts w:ascii="Times New Roman" w:eastAsia="Aptos" w:hAnsi="Times New Roman" w:cs="Times New Roman"/>
           <w:sz w:val="28"/>
           <w:szCs w:val="28"/>
+          <w:lang w:val="en-US"/>
         </w:rPr>
         <w:t>Grundlagen</w:t>
       </w:r>
@@ -42757,6 +42737,7 @@
           <w:rFonts w:ascii="Times New Roman" w:eastAsia="Aptos" w:hAnsi="Times New Roman" w:cs="Times New Roman"/>
           <w:sz w:val="28"/>
           <w:szCs w:val="28"/>
+          <w:lang w:val="en-US"/>
         </w:rPr>
         <w:t xml:space="preserve">, </w:t>
       </w:r>
@@ -42766,6 +42747,7 @@
           <w:rFonts w:ascii="Times New Roman" w:eastAsia="Aptos" w:hAnsi="Times New Roman" w:cs="Times New Roman"/>
           <w:sz w:val="28"/>
           <w:szCs w:val="28"/>
+          <w:lang w:val="en-US"/>
         </w:rPr>
         <w:t>Profiwissen</w:t>
       </w:r>
@@ -42775,6 +42757,7 @@
           <w:rFonts w:ascii="Times New Roman" w:eastAsia="Aptos" w:hAnsi="Times New Roman" w:cs="Times New Roman"/>
           <w:sz w:val="28"/>
           <w:szCs w:val="28"/>
+          <w:lang w:val="en-US"/>
         </w:rPr>
         <w:t xml:space="preserve"> / J. </w:t>
       </w:r>
@@ -42784,6 +42767,7 @@
           <w:rFonts w:ascii="Times New Roman" w:eastAsia="Aptos" w:hAnsi="Times New Roman" w:cs="Times New Roman"/>
           <w:sz w:val="28"/>
           <w:szCs w:val="28"/>
+          <w:lang w:val="en-US"/>
         </w:rPr>
         <w:t>Kotz</w:t>
       </w:r>
@@ -42793,6 +42777,7 @@
           <w:rFonts w:ascii="Times New Roman" w:eastAsia="Aptos" w:hAnsi="Times New Roman" w:cs="Times New Roman"/>
           <w:sz w:val="28"/>
           <w:szCs w:val="28"/>
+          <w:lang w:val="en-US"/>
         </w:rPr>
         <w:t xml:space="preserve">, C. Wenz. </w:t>
       </w:r>
@@ -42801,6 +42786,7 @@
           <w:rFonts w:ascii="Times New Roman" w:eastAsia="Aptos" w:hAnsi="Times New Roman" w:cs="Times New Roman" w:hint="cs"/>
           <w:sz w:val="28"/>
           <w:szCs w:val="28"/>
+          <w:lang w:val="en-US"/>
         </w:rPr>
         <w:t>—</w:t>
       </w:r>
@@ -42809,6 +42795,7 @@
           <w:rFonts w:ascii="Times New Roman" w:eastAsia="Aptos" w:hAnsi="Times New Roman" w:cs="Times New Roman"/>
           <w:sz w:val="28"/>
           <w:szCs w:val="28"/>
+          <w:lang w:val="en-US"/>
         </w:rPr>
         <w:t xml:space="preserve"> 1. </w:t>
       </w:r>
@@ -43138,7 +43125,7 @@
         </mc:Choice>
         <mc:Fallback>
           <w:pict>
-            <v:rect w14:anchorId="4B1D4768" id="Rectangle 21" o:spid="_x0000_s1045" style="position:absolute;margin-left:467.95pt;margin-top:36.85pt;width:26.7pt;height:25.6pt;z-index:251664384;visibility:visible;mso-wrap-style:square;mso-width-percent:0;mso-height-percent:0;mso-wrap-distance-left:9pt;mso-wrap-distance-top:0;mso-wrap-distance-right:9pt;mso-wrap-distance-bottom:0;mso-position-horizontal:absolute;mso-position-horizontal-relative:text;mso-position-vertical:absolute;mso-position-vertical-relative:text;mso-width-percent:0;mso-height-percent:0;mso-width-relative:margin;mso-height-relative:margin;v-text-anchor:top" o:gfxdata="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" filled="f" stroked="f" strokeweight=".25pt">
+            <v:rect w14:anchorId="4B1D4768" id="Rectangle 21" o:spid="_x0000_s1045" style="position:absolute;margin-left:467.95pt;margin-top:36.85pt;width:26.7pt;height:25.6pt;z-index:251664384;visibility:visible;mso-wrap-style:square;mso-width-percent:0;mso-height-percent:0;mso-wrap-distance-left:9pt;mso-wrap-distance-top:0;mso-wrap-distance-right:9pt;mso-wrap-distance-bottom:0;mso-position-horizontal:absolute;mso-position-horizontal-relative:text;mso-position-vertical:absolute;mso-position-vertical-relative:text;mso-width-percent:0;mso-height-percent:0;mso-width-relative:margin;mso-height-relative:margin;v-text-anchor:top" o:gfxdata="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" filled="f" stroked="f" strokeweight=".25pt">
               <v:textbox inset="1pt,1pt,1pt,1pt">
                 <w:txbxContent>
                   <w:p>
@@ -43343,7 +43330,7 @@
         </mc:Choice>
         <mc:Fallback>
           <w:pict>
-            <v:rect w14:anchorId="465826B6" id="_x0000_s1046" style="position:absolute;margin-left:467.95pt;margin-top:36.85pt;width:26.7pt;height:25.6pt;z-index:251661312;visibility:visible;mso-wrap-style:square;mso-width-percent:0;mso-height-percent:0;mso-wrap-distance-left:9pt;mso-wrap-distance-top:0;mso-wrap-distance-right:9pt;mso-wrap-distance-bottom:0;mso-position-horizontal:absolute;mso-position-horizontal-relative:text;mso-position-vertical:absolute;mso-position-vertical-relative:text;mso-width-percent:0;mso-height-percent:0;mso-width-relative:margin;mso-height-relative:margin;v-text-anchor:top" o:gfxdata="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" filled="f" stroked="f" strokeweight=".25pt">
+            <v:rect w14:anchorId="465826B6" id="_x0000_s1046" style="position:absolute;margin-left:467.95pt;margin-top:36.85pt;width:26.7pt;height:25.6pt;z-index:251661312;visibility:visible;mso-wrap-style:square;mso-width-percent:0;mso-height-percent:0;mso-wrap-distance-left:9pt;mso-wrap-distance-top:0;mso-wrap-distance-right:9pt;mso-wrap-distance-bottom:0;mso-position-horizontal:absolute;mso-position-horizontal-relative:text;mso-position-vertical:absolute;mso-position-vertical-relative:text;mso-width-percent:0;mso-height-percent:0;mso-width-relative:margin;mso-height-relative:margin;v-text-anchor:top" o:gfxdata="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" filled="f" stroked="f" strokeweight=".25pt">
               <v:textbox inset="1pt,1pt,1pt,1pt">
                 <w:txbxContent>
                   <w:p>
@@ -44360,7 +44347,25 @@
                               <w:rPr>
                                 <w:lang w:val="ru-RU"/>
                               </w:rPr>
-                              <w:t>40.Ч349-2025 09.02.07 ИП-ПЗ</w:t>
+                              <w:t>40.</w:t>
+                            </w:r>
+                            <w:r>
+                              <w:rPr>
+                                <w:lang w:val="en-US"/>
+                              </w:rPr>
+                              <w:t>C-2456</w:t>
+                            </w:r>
+                            <w:r>
+                              <w:rPr>
+                                <w:lang w:val="ru-RU"/>
+                              </w:rPr>
+                              <w:t xml:space="preserve">-2025 09.02.07 </w:t>
+                            </w:r>
+                            <w:r>
+                              <w:rPr>
+                                <w:lang w:val="ru-RU"/>
+                              </w:rPr>
+                              <w:t>ИП-ПЗ</w:t>
                             </w:r>
                           </w:p>
                         </w:txbxContent>
@@ -44383,7 +44388,7 @@
         </mc:Choice>
         <mc:Fallback>
           <w:pict>
-            <v:group w14:anchorId="58C0EB16" id="Group 116" o:spid="_x0000_s1026" style="position:absolute;margin-left:54pt;margin-top:23.5pt;width:525.95pt;height:804.75pt;z-index:251663360;mso-position-horizontal-relative:page;mso-position-vertical-relative:page" coordsize="20000,20000" o:gfxdata="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">
+            <v:group w14:anchorId="58C0EB16" id="Group 116" o:spid="_x0000_s1026" style="position:absolute;margin-left:54pt;margin-top:23.5pt;width:525.95pt;height:804.75pt;z-index:251663360;mso-position-horizontal-relative:page;mso-position-vertical-relative:page" coordsize="20000,20000" o:gfxdata="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">
               <v:rect id="Rectangle 117" o:spid="_x0000_s1027" style="position:absolute;width:20000;height:20000;visibility:visible;mso-wrap-style:square;v-text-anchor:top" o:gfxdata="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" filled="f" strokeweight="2pt"/>
               <v:line id="Line 118" o:spid="_x0000_s1028" style="position:absolute;visibility:visible;mso-wrap-style:square" from="1093,18949" to="1095,19989" o:connectortype="straight" o:gfxdata="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" strokeweight="2pt"/>
               <v:line id="Line 119" o:spid="_x0000_s1029" style="position:absolute;visibility:visible;mso-wrap-style:square" from="10,18941" to="19977,18942" o:connectortype="straight" o:gfxdata="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" strokeweight="2pt"/>
@@ -44567,7 +44572,25 @@
                         <w:rPr>
                           <w:lang w:val="ru-RU"/>
                         </w:rPr>
-                        <w:t>40.Ч349-2025 09.02.07 ИП-ПЗ</w:t>
+                        <w:t>40.</w:t>
+                      </w:r>
+                      <w:r>
+                        <w:rPr>
+                          <w:lang w:val="en-US"/>
+                        </w:rPr>
+                        <w:t>C-2456</w:t>
+                      </w:r>
+                      <w:r>
+                        <w:rPr>
+                          <w:lang w:val="ru-RU"/>
+                        </w:rPr>
+                        <w:t xml:space="preserve">-2025 09.02.07 </w:t>
+                      </w:r>
+                      <w:r>
+                        <w:rPr>
+                          <w:lang w:val="ru-RU"/>
+                        </w:rPr>
+                        <w:t>ИП-ПЗ</w:t>
                       </w:r>
                     </w:p>
                   </w:txbxContent>
@@ -45194,6 +45217,34 @@
                                 <w:lang w:val="ru-RU"/>
                               </w:rPr>
                             </w:pPr>
+                            <w:r>
+                              <w:rPr>
+                                <w:lang w:val="ru-RU"/>
+                              </w:rPr>
+                              <w:t>40.</w:t>
+                            </w:r>
+                            <w:r>
+                              <w:rPr>
+                                <w:lang w:val="en-US"/>
+                              </w:rPr>
+                              <w:t>C-2456</w:t>
+                            </w:r>
+                            <w:r>
+                              <w:rPr>
+                                <w:lang w:val="ru-RU"/>
+                              </w:rPr>
+                              <w:t>-2025 09.02.07 ИП-ПЗ</w:t>
+                            </w:r>
+                          </w:p>
+                          <w:p>
+                            <w:pPr>
+                              <w:pStyle w:val="af0"/>
+                              <w:spacing w:line="240" w:lineRule="auto"/>
+                              <w:jc w:val="center"/>
+                              <w:rPr>
+                                <w:lang w:val="ru-RU"/>
+                              </w:rPr>
+                            </w:pPr>
                           </w:p>
                         </w:txbxContent>
                       </wps:txbx>
@@ -45209,7 +45260,7 @@
         </mc:Choice>
         <mc:Fallback>
           <w:pict>
-            <v:group w14:anchorId="1DFDE77E" id="_x0000_s1047" style="position:absolute;margin-left:54pt;margin-top:23.4pt;width:525.9pt;height:804.7pt;z-index:-251648000;mso-wrap-distance-left:0;mso-wrap-distance-right:2.05pt;mso-wrap-distance-bottom:2.25pt;mso-position-horizontal-relative:page;mso-position-vertical-relative:page" coordsize="66790,102196" o:gfxdata="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" o:allowincell="f">
+            <v:group w14:anchorId="1DFDE77E" id="_x0000_s1047" style="position:absolute;margin-left:54pt;margin-top:23.4pt;width:525.9pt;height:804.7pt;z-index:-251648000;mso-wrap-distance-left:0;mso-wrap-distance-right:2.05pt;mso-wrap-distance-bottom:2.25pt;mso-position-horizontal-relative:page;mso-position-vertical-relative:page" coordsize="66790,102196" o:gfxdata="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" o:allowincell="f">
               <v:rect id="Rectangle 117" o:spid="_x0000_s1048" style="position:absolute;width:66790;height:102196;visibility:visible;mso-wrap-style:square;v-text-anchor:top" o:gfxdata="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" filled="f" strokeweight="2pt"/>
               <v:line id="Прямая соединительная линия 239" o:spid="_x0000_s1049" style="position:absolute;visibility:visible;mso-wrap-style:square" from="3643,96832" to="3650,102146" o:connectortype="straight" o:gfxdata="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" strokeweight="2pt"/>
               <v:line id="Прямая соединительная линия 240" o:spid="_x0000_s1050" style="position:absolute;visibility:visible;mso-wrap-style:square" from="32,96793" to="66718,96793" o:connectortype="straight" o:gfxdata="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" strokeweight="2pt"/>
@@ -45380,6 +45431,34 @@
               <v:rect id="Rectangle 135" o:spid="_x0000_s1065" style="position:absolute;left:25862;top:98222;width:36983;height:2434;visibility:visible;mso-wrap-style:square;v-text-anchor:top" o:gfxdata="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" filled="f" stroked="f" strokeweight="0">
                 <v:textbox inset=".35mm,.35mm,.35mm,.35mm">
                   <w:txbxContent>
+                    <w:p>
+                      <w:pPr>
+                        <w:pStyle w:val="af0"/>
+                        <w:spacing w:line="240" w:lineRule="auto"/>
+                        <w:jc w:val="center"/>
+                        <w:rPr>
+                          <w:lang w:val="ru-RU"/>
+                        </w:rPr>
+                      </w:pPr>
+                      <w:r>
+                        <w:rPr>
+                          <w:lang w:val="ru-RU"/>
+                        </w:rPr>
+                        <w:t>40.</w:t>
+                      </w:r>
+                      <w:r>
+                        <w:rPr>
+                          <w:lang w:val="en-US"/>
+                        </w:rPr>
+                        <w:t>C-2456</w:t>
+                      </w:r>
+                      <w:r>
+                        <w:rPr>
+                          <w:lang w:val="ru-RU"/>
+                        </w:rPr>
+                        <w:t>-2025 09.02.07 ИП-ПЗ</w:t>
+                      </w:r>
+                    </w:p>
                     <w:p>
                       <w:pPr>
                         <w:pStyle w:val="af0"/>
@@ -46002,7 +46081,7 @@
         </mc:Choice>
         <mc:Fallback>
           <w:pict>
-            <v:group w14:anchorId="002B1690" id="_x0000_s1066" style="position:absolute;margin-left:54pt;margin-top:23.4pt;width:525.9pt;height:804.7pt;z-index:-251646976;mso-wrap-distance-left:0;mso-wrap-distance-right:2.05pt;mso-wrap-distance-bottom:2.25pt;mso-position-horizontal-relative:page;mso-position-vertical-relative:page" coordsize="66790,102196" o:gfxdata="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" o:allowincell="f">
+            <v:group w14:anchorId="002B1690" id="_x0000_s1066" style="position:absolute;margin-left:54pt;margin-top:23.4pt;width:525.9pt;height:804.7pt;z-index:-251646976;mso-wrap-distance-left:0;mso-wrap-distance-right:2.05pt;mso-wrap-distance-bottom:2.25pt;mso-position-horizontal-relative:page;mso-position-vertical-relative:page" coordsize="66790,102196" o:gfxdata="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" o:allowincell="f">
               <v:rect id="Rectangle 117" o:spid="_x0000_s1067" style="position:absolute;width:66790;height:102196;visibility:visible;mso-wrap-style:square;v-text-anchor:top" o:gfxdata="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" filled="f" strokeweight="2pt"/>
               <v:line id="Прямая соединительная линия 277" o:spid="_x0000_s1068" style="position:absolute;visibility:visible;mso-wrap-style:square" from="3643,96832" to="3650,102146" o:connectortype="straight" o:gfxdata="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" strokeweight="2pt"/>
               <v:line id="Прямая соединительная линия 278" o:spid="_x0000_s1069" style="position:absolute;visibility:visible;mso-wrap-style:square" from="32,96793" to="66718,96793" o:connectortype="straight" o:gfxdata="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" strokeweight="2pt"/>
